--- a/teaching/2026Fall/4504/Project/distributed_topics_collaborative_lecture_project.docx
+++ b/teaching/2026Fall/4504/Project/distributed_topics_collaborative_lecture_project.docx
@@ -1677,7 +1677,7 @@
       <w:pPr>
         <w:numPr>
           <w:ilvl w:val="0"/>
-          <w:numId w:val="1"/>
+          <w:numId w:val="2"/>
         </w:numPr>
       </w:pPr>
       <w:r>
@@ -1688,7 +1688,7 @@
       <w:pPr>
         <w:numPr>
           <w:ilvl w:val="0"/>
-          <w:numId w:val="1"/>
+          <w:numId w:val="2"/>
         </w:numPr>
       </w:pPr>
       <w:r>
@@ -1699,7 +1699,7 @@
       <w:pPr>
         <w:numPr>
           <w:ilvl w:val="0"/>
-          <w:numId w:val="1"/>
+          <w:numId w:val="2"/>
         </w:numPr>
       </w:pPr>
       <w:r>
@@ -1710,7 +1710,7 @@
       <w:pPr>
         <w:numPr>
           <w:ilvl w:val="0"/>
-          <w:numId w:val="1"/>
+          <w:numId w:val="2"/>
         </w:numPr>
       </w:pPr>
       <w:r>
@@ -2458,7 +2458,7 @@
       <w:pPr>
         <w:numPr>
           <w:ilvl w:val="0"/>
-          <w:numId w:val="1"/>
+          <w:numId w:val="3"/>
         </w:numPr>
       </w:pPr>
       <w:r>
@@ -2475,7 +2475,7 @@
       <w:pPr>
         <w:numPr>
           <w:ilvl w:val="0"/>
-          <w:numId w:val="1"/>
+          <w:numId w:val="3"/>
         </w:numPr>
       </w:pPr>
       <w:r>
@@ -2492,7 +2492,7 @@
       <w:pPr>
         <w:numPr>
           <w:ilvl w:val="0"/>
-          <w:numId w:val="1"/>
+          <w:numId w:val="3"/>
         </w:numPr>
       </w:pPr>
       <w:r>
@@ -2509,7 +2509,7 @@
       <w:pPr>
         <w:numPr>
           <w:ilvl w:val="0"/>
-          <w:numId w:val="1"/>
+          <w:numId w:val="3"/>
         </w:numPr>
       </w:pPr>
       <w:r>
@@ -2526,7 +2526,7 @@
       <w:pPr>
         <w:numPr>
           <w:ilvl w:val="0"/>
-          <w:numId w:val="1"/>
+          <w:numId w:val="3"/>
         </w:numPr>
       </w:pPr>
       <w:r>
@@ -2543,7 +2543,7 @@
       <w:pPr>
         <w:numPr>
           <w:ilvl w:val="0"/>
-          <w:numId w:val="1"/>
+          <w:numId w:val="3"/>
         </w:numPr>
       </w:pPr>
       <w:r>
@@ -2560,7 +2560,7 @@
       <w:pPr>
         <w:numPr>
           <w:ilvl w:val="0"/>
-          <w:numId w:val="1"/>
+          <w:numId w:val="3"/>
         </w:numPr>
       </w:pPr>
       <w:r>
@@ -2577,7 +2577,7 @@
       <w:pPr>
         <w:numPr>
           <w:ilvl w:val="0"/>
-          <w:numId w:val="1"/>
+          <w:numId w:val="3"/>
         </w:numPr>
       </w:pPr>
       <w:r>
@@ -2587,7 +2587,7 @@
         <w:t xml:space="preserve">Summary and knowledge check. </w:t>
       </w:r>
       <w:r>
-        <w:t>End with key takeaways and at least three questions for classmates.</w:t>
+        <w:t>End with key takeaways for classmates.</w:t>
       </w:r>
     </w:p>
     <w:p>
@@ -2607,7 +2607,7 @@
       <w:pPr>
         <w:numPr>
           <w:ilvl w:val="0"/>
-          <w:numId w:val="1"/>
+          <w:numId w:val="4"/>
         </w:numPr>
       </w:pPr>
       <w:r>
@@ -2618,7 +2618,7 @@
       <w:pPr>
         <w:numPr>
           <w:ilvl w:val="0"/>
-          <w:numId w:val="1"/>
+          <w:numId w:val="4"/>
         </w:numPr>
       </w:pPr>
       <w:r>
@@ -2629,7 +2629,7 @@
       <w:pPr>
         <w:numPr>
           <w:ilvl w:val="0"/>
-          <w:numId w:val="1"/>
+          <w:numId w:val="4"/>
         </w:numPr>
       </w:pPr>
       <w:r>
@@ -2640,7 +2640,7 @@
       <w:pPr>
         <w:numPr>
           <w:ilvl w:val="0"/>
-          <w:numId w:val="1"/>
+          <w:numId w:val="4"/>
         </w:numPr>
       </w:pPr>
       <w:r>
@@ -2657,15 +2657,36 @@
       </w:r>
     </w:p>
     <w:p>
+      <w:pPr>
+        <w:jc w:val="both"/>
+      </w:pPr>
       <w:r>
         <w:t>The lecture must contain a technical demonstration lasting approximately 5-12 minutes. The demo should make an important idea visible rather than simply showing source code on screen.</w:t>
       </w:r>
+      <w:r>
+        <w:t xml:space="preserve"> You can use 3</w:t>
+      </w:r>
+      <w:r>
+        <w:rPr>
+          <w:vertAlign w:val="superscript"/>
+        </w:rPr>
+        <w:t>rd</w:t>
+      </w:r>
+      <w:r>
+        <w:t>-party code to demo the topic or design the code by your group. V</w:t>
+      </w:r>
+      <w:r>
+        <w:t>ibe coding</w:t>
+      </w:r>
+      <w:r>
+        <w:t xml:space="preserve"> through AI is also allowed if the demo is great. </w:t>
+      </w:r>
     </w:p>
     <w:p>
       <w:pPr>
         <w:numPr>
           <w:ilvl w:val="0"/>
-          <w:numId w:val="1"/>
+          <w:numId w:val="5"/>
         </w:numPr>
       </w:pPr>
       <w:r>
@@ -2676,7 +2697,7 @@
       <w:pPr>
         <w:numPr>
           <w:ilvl w:val="0"/>
-          <w:numId w:val="1"/>
+          <w:numId w:val="5"/>
         </w:numPr>
       </w:pPr>
       <w:r>
@@ -2687,7 +2708,7 @@
       <w:pPr>
         <w:numPr>
           <w:ilvl w:val="0"/>
-          <w:numId w:val="1"/>
+          <w:numId w:val="5"/>
         </w:numPr>
       </w:pPr>
       <w:r>
@@ -2698,7 +2719,7 @@
       <w:pPr>
         <w:numPr>
           <w:ilvl w:val="0"/>
-          <w:numId w:val="1"/>
+          <w:numId w:val="5"/>
         </w:numPr>
       </w:pPr>
       <w:r>
@@ -2709,7 +2730,7 @@
       <w:pPr>
         <w:numPr>
           <w:ilvl w:val="0"/>
-          <w:numId w:val="1"/>
+          <w:numId w:val="5"/>
         </w:numPr>
       </w:pPr>
       <w:r>
@@ -2720,7 +2741,7 @@
       <w:pPr>
         <w:numPr>
           <w:ilvl w:val="0"/>
-          <w:numId w:val="1"/>
+          <w:numId w:val="5"/>
         </w:numPr>
       </w:pPr>
       <w:r>
@@ -3134,7 +3155,7 @@
       <w:pPr>
         <w:numPr>
           <w:ilvl w:val="0"/>
-          <w:numId w:val="1"/>
+          <w:numId w:val="6"/>
         </w:numPr>
       </w:pPr>
       <w:r>
@@ -3145,7 +3166,7 @@
       <w:pPr>
         <w:numPr>
           <w:ilvl w:val="0"/>
-          <w:numId w:val="1"/>
+          <w:numId w:val="6"/>
         </w:numPr>
       </w:pPr>
       <w:r>
@@ -3156,7 +3177,7 @@
       <w:pPr>
         <w:numPr>
           <w:ilvl w:val="0"/>
-          <w:numId w:val="1"/>
+          <w:numId w:val="6"/>
         </w:numPr>
       </w:pPr>
       <w:r>
@@ -3167,7 +3188,7 @@
       <w:pPr>
         <w:numPr>
           <w:ilvl w:val="0"/>
-          <w:numId w:val="1"/>
+          <w:numId w:val="6"/>
         </w:numPr>
       </w:pPr>
       <w:r>
@@ -3178,7 +3199,7 @@
       <w:pPr>
         <w:numPr>
           <w:ilvl w:val="0"/>
-          <w:numId w:val="1"/>
+          <w:numId w:val="6"/>
         </w:numPr>
       </w:pPr>
       <w:r>
@@ -3189,10 +3210,11 @@
       <w:pPr>
         <w:numPr>
           <w:ilvl w:val="0"/>
-          <w:numId w:val="1"/>
+          <w:numId w:val="6"/>
         </w:numPr>
       </w:pPr>
       <w:r>
+        <w:lastRenderedPageBreak/>
         <w:t>Edit out extended setup delays, private information, broken attempts, and long silent periods.</w:t>
       </w:r>
     </w:p>
@@ -5425,6 +5447,205 @@
     </w:lvl>
   </w:abstractNum>
   <w:abstractNum w:abstractNumId="9" w15:restartNumberingAfterBreak="0">
+    <w:nsid w:val="21C673E7"/>
+    <w:multiLevelType w:val="hybridMultilevel"/>
+    <w:tmpl w:val="6898084A"/>
+    <w:lvl w:ilvl="0" w:tplc="04090017">
+      <w:start w:val="1"/>
+      <w:numFmt w:val="lowerLetter"/>
+      <w:lvlText w:val="%1)"/>
+      <w:lvlJc w:val="left"/>
+      <w:pPr>
+        <w:ind w:left="630" w:hanging="360"/>
+      </w:pPr>
+    </w:lvl>
+    <w:lvl w:ilvl="1" w:tplc="04090019" w:tentative="1">
+      <w:start w:val="1"/>
+      <w:numFmt w:val="lowerLetter"/>
+      <w:lvlText w:val="%2."/>
+      <w:lvlJc w:val="left"/>
+      <w:pPr>
+        <w:ind w:left="1350" w:hanging="360"/>
+      </w:pPr>
+    </w:lvl>
+    <w:lvl w:ilvl="2" w:tplc="0409001B" w:tentative="1">
+      <w:start w:val="1"/>
+      <w:numFmt w:val="lowerRoman"/>
+      <w:lvlText w:val="%3."/>
+      <w:lvlJc w:val="right"/>
+      <w:pPr>
+        <w:ind w:left="2070" w:hanging="180"/>
+      </w:pPr>
+    </w:lvl>
+    <w:lvl w:ilvl="3" w:tplc="0409000F" w:tentative="1">
+      <w:start w:val="1"/>
+      <w:numFmt w:val="decimal"/>
+      <w:lvlText w:val="%4."/>
+      <w:lvlJc w:val="left"/>
+      <w:pPr>
+        <w:ind w:left="2790" w:hanging="360"/>
+      </w:pPr>
+    </w:lvl>
+    <w:lvl w:ilvl="4" w:tplc="04090019" w:tentative="1">
+      <w:start w:val="1"/>
+      <w:numFmt w:val="lowerLetter"/>
+      <w:lvlText w:val="%5."/>
+      <w:lvlJc w:val="left"/>
+      <w:pPr>
+        <w:ind w:left="3510" w:hanging="360"/>
+      </w:pPr>
+    </w:lvl>
+    <w:lvl w:ilvl="5" w:tplc="0409001B" w:tentative="1">
+      <w:start w:val="1"/>
+      <w:numFmt w:val="lowerRoman"/>
+      <w:lvlText w:val="%6."/>
+      <w:lvlJc w:val="right"/>
+      <w:pPr>
+        <w:ind w:left="4230" w:hanging="180"/>
+      </w:pPr>
+    </w:lvl>
+    <w:lvl w:ilvl="6" w:tplc="0409000F" w:tentative="1">
+      <w:start w:val="1"/>
+      <w:numFmt w:val="decimal"/>
+      <w:lvlText w:val="%7."/>
+      <w:lvlJc w:val="left"/>
+      <w:pPr>
+        <w:ind w:left="4950" w:hanging="360"/>
+      </w:pPr>
+    </w:lvl>
+    <w:lvl w:ilvl="7" w:tplc="04090019" w:tentative="1">
+      <w:start w:val="1"/>
+      <w:numFmt w:val="lowerLetter"/>
+      <w:lvlText w:val="%8."/>
+      <w:lvlJc w:val="left"/>
+      <w:pPr>
+        <w:ind w:left="5670" w:hanging="360"/>
+      </w:pPr>
+    </w:lvl>
+    <w:lvl w:ilvl="8" w:tplc="0409001B" w:tentative="1">
+      <w:start w:val="1"/>
+      <w:numFmt w:val="lowerRoman"/>
+      <w:lvlText w:val="%9."/>
+      <w:lvlJc w:val="right"/>
+      <w:pPr>
+        <w:ind w:left="6390" w:hanging="180"/>
+      </w:pPr>
+    </w:lvl>
+  </w:abstractNum>
+  <w:abstractNum w:abstractNumId="10" w15:restartNumberingAfterBreak="0">
+    <w:nsid w:val="21E86BDE"/>
+    <w:multiLevelType w:val="hybridMultilevel"/>
+    <w:tmpl w:val="EA38E9A6"/>
+    <w:lvl w:ilvl="0" w:tplc="04090001">
+      <w:start w:val="1"/>
+      <w:numFmt w:val="bullet"/>
+      <w:lvlText w:val=""/>
+      <w:lvlJc w:val="left"/>
+      <w:pPr>
+        <w:ind w:left="630" w:hanging="360"/>
+      </w:pPr>
+      <w:rPr>
+        <w:rFonts w:ascii="Symbol" w:hAnsi="Symbol" w:hint="default"/>
+      </w:rPr>
+    </w:lvl>
+    <w:lvl w:ilvl="1" w:tplc="04090003" w:tentative="1">
+      <w:start w:val="1"/>
+      <w:numFmt w:val="bullet"/>
+      <w:lvlText w:val="o"/>
+      <w:lvlJc w:val="left"/>
+      <w:pPr>
+        <w:ind w:left="1350" w:hanging="360"/>
+      </w:pPr>
+      <w:rPr>
+        <w:rFonts w:ascii="Courier New" w:hAnsi="Courier New" w:cs="Courier New" w:hint="default"/>
+      </w:rPr>
+    </w:lvl>
+    <w:lvl w:ilvl="2" w:tplc="04090005" w:tentative="1">
+      <w:start w:val="1"/>
+      <w:numFmt w:val="bullet"/>
+      <w:lvlText w:val=""/>
+      <w:lvlJc w:val="left"/>
+      <w:pPr>
+        <w:ind w:left="2070" w:hanging="360"/>
+      </w:pPr>
+      <w:rPr>
+        <w:rFonts w:ascii="Wingdings" w:hAnsi="Wingdings" w:hint="default"/>
+      </w:rPr>
+    </w:lvl>
+    <w:lvl w:ilvl="3" w:tplc="04090001" w:tentative="1">
+      <w:start w:val="1"/>
+      <w:numFmt w:val="bullet"/>
+      <w:lvlText w:val=""/>
+      <w:lvlJc w:val="left"/>
+      <w:pPr>
+        <w:ind w:left="2790" w:hanging="360"/>
+      </w:pPr>
+      <w:rPr>
+        <w:rFonts w:ascii="Symbol" w:hAnsi="Symbol" w:hint="default"/>
+      </w:rPr>
+    </w:lvl>
+    <w:lvl w:ilvl="4" w:tplc="04090003" w:tentative="1">
+      <w:start w:val="1"/>
+      <w:numFmt w:val="bullet"/>
+      <w:lvlText w:val="o"/>
+      <w:lvlJc w:val="left"/>
+      <w:pPr>
+        <w:ind w:left="3510" w:hanging="360"/>
+      </w:pPr>
+      <w:rPr>
+        <w:rFonts w:ascii="Courier New" w:hAnsi="Courier New" w:cs="Courier New" w:hint="default"/>
+      </w:rPr>
+    </w:lvl>
+    <w:lvl w:ilvl="5" w:tplc="04090005" w:tentative="1">
+      <w:start w:val="1"/>
+      <w:numFmt w:val="bullet"/>
+      <w:lvlText w:val=""/>
+      <w:lvlJc w:val="left"/>
+      <w:pPr>
+        <w:ind w:left="4230" w:hanging="360"/>
+      </w:pPr>
+      <w:rPr>
+        <w:rFonts w:ascii="Wingdings" w:hAnsi="Wingdings" w:hint="default"/>
+      </w:rPr>
+    </w:lvl>
+    <w:lvl w:ilvl="6" w:tplc="04090001" w:tentative="1">
+      <w:start w:val="1"/>
+      <w:numFmt w:val="bullet"/>
+      <w:lvlText w:val=""/>
+      <w:lvlJc w:val="left"/>
+      <w:pPr>
+        <w:ind w:left="4950" w:hanging="360"/>
+      </w:pPr>
+      <w:rPr>
+        <w:rFonts w:ascii="Symbol" w:hAnsi="Symbol" w:hint="default"/>
+      </w:rPr>
+    </w:lvl>
+    <w:lvl w:ilvl="7" w:tplc="04090003" w:tentative="1">
+      <w:start w:val="1"/>
+      <w:numFmt w:val="bullet"/>
+      <w:lvlText w:val="o"/>
+      <w:lvlJc w:val="left"/>
+      <w:pPr>
+        <w:ind w:left="5670" w:hanging="360"/>
+      </w:pPr>
+      <w:rPr>
+        <w:rFonts w:ascii="Courier New" w:hAnsi="Courier New" w:cs="Courier New" w:hint="default"/>
+      </w:rPr>
+    </w:lvl>
+    <w:lvl w:ilvl="8" w:tplc="04090005" w:tentative="1">
+      <w:start w:val="1"/>
+      <w:numFmt w:val="bullet"/>
+      <w:lvlText w:val=""/>
+      <w:lvlJc w:val="left"/>
+      <w:pPr>
+        <w:ind w:left="6390" w:hanging="360"/>
+      </w:pPr>
+      <w:rPr>
+        <w:rFonts w:ascii="Wingdings" w:hAnsi="Wingdings" w:hint="default"/>
+      </w:rPr>
+    </w:lvl>
+  </w:abstractNum>
+  <w:abstractNum w:abstractNumId="11" w15:restartNumberingAfterBreak="0">
     <w:nsid w:val="2EFA5BC8"/>
     <w:multiLevelType w:val="singleLevel"/>
     <w:tmpl w:val="BBD6910A"/>
@@ -5445,7 +5666,120 @@
       </w:rPr>
     </w:lvl>
   </w:abstractNum>
-  <w:abstractNum w:abstractNumId="10" w15:restartNumberingAfterBreak="0">
+  <w:abstractNum w:abstractNumId="12" w15:restartNumberingAfterBreak="0">
+    <w:nsid w:val="32CB50FF"/>
+    <w:multiLevelType w:val="hybridMultilevel"/>
+    <w:tmpl w:val="26061B54"/>
+    <w:lvl w:ilvl="0" w:tplc="04090001">
+      <w:start w:val="1"/>
+      <w:numFmt w:val="bullet"/>
+      <w:lvlText w:val=""/>
+      <w:lvlJc w:val="left"/>
+      <w:pPr>
+        <w:ind w:left="630" w:hanging="360"/>
+      </w:pPr>
+      <w:rPr>
+        <w:rFonts w:ascii="Symbol" w:hAnsi="Symbol" w:hint="default"/>
+      </w:rPr>
+    </w:lvl>
+    <w:lvl w:ilvl="1" w:tplc="04090003" w:tentative="1">
+      <w:start w:val="1"/>
+      <w:numFmt w:val="bullet"/>
+      <w:lvlText w:val="o"/>
+      <w:lvlJc w:val="left"/>
+      <w:pPr>
+        <w:ind w:left="1350" w:hanging="360"/>
+      </w:pPr>
+      <w:rPr>
+        <w:rFonts w:ascii="Courier New" w:hAnsi="Courier New" w:cs="Courier New" w:hint="default"/>
+      </w:rPr>
+    </w:lvl>
+    <w:lvl w:ilvl="2" w:tplc="04090005" w:tentative="1">
+      <w:start w:val="1"/>
+      <w:numFmt w:val="bullet"/>
+      <w:lvlText w:val=""/>
+      <w:lvlJc w:val="left"/>
+      <w:pPr>
+        <w:ind w:left="2070" w:hanging="360"/>
+      </w:pPr>
+      <w:rPr>
+        <w:rFonts w:ascii="Wingdings" w:hAnsi="Wingdings" w:hint="default"/>
+      </w:rPr>
+    </w:lvl>
+    <w:lvl w:ilvl="3" w:tplc="04090001" w:tentative="1">
+      <w:start w:val="1"/>
+      <w:numFmt w:val="bullet"/>
+      <w:lvlText w:val=""/>
+      <w:lvlJc w:val="left"/>
+      <w:pPr>
+        <w:ind w:left="2790" w:hanging="360"/>
+      </w:pPr>
+      <w:rPr>
+        <w:rFonts w:ascii="Symbol" w:hAnsi="Symbol" w:hint="default"/>
+      </w:rPr>
+    </w:lvl>
+    <w:lvl w:ilvl="4" w:tplc="04090003" w:tentative="1">
+      <w:start w:val="1"/>
+      <w:numFmt w:val="bullet"/>
+      <w:lvlText w:val="o"/>
+      <w:lvlJc w:val="left"/>
+      <w:pPr>
+        <w:ind w:left="3510" w:hanging="360"/>
+      </w:pPr>
+      <w:rPr>
+        <w:rFonts w:ascii="Courier New" w:hAnsi="Courier New" w:cs="Courier New" w:hint="default"/>
+      </w:rPr>
+    </w:lvl>
+    <w:lvl w:ilvl="5" w:tplc="04090005" w:tentative="1">
+      <w:start w:val="1"/>
+      <w:numFmt w:val="bullet"/>
+      <w:lvlText w:val=""/>
+      <w:lvlJc w:val="left"/>
+      <w:pPr>
+        <w:ind w:left="4230" w:hanging="360"/>
+      </w:pPr>
+      <w:rPr>
+        <w:rFonts w:ascii="Wingdings" w:hAnsi="Wingdings" w:hint="default"/>
+      </w:rPr>
+    </w:lvl>
+    <w:lvl w:ilvl="6" w:tplc="04090001" w:tentative="1">
+      <w:start w:val="1"/>
+      <w:numFmt w:val="bullet"/>
+      <w:lvlText w:val=""/>
+      <w:lvlJc w:val="left"/>
+      <w:pPr>
+        <w:ind w:left="4950" w:hanging="360"/>
+      </w:pPr>
+      <w:rPr>
+        <w:rFonts w:ascii="Symbol" w:hAnsi="Symbol" w:hint="default"/>
+      </w:rPr>
+    </w:lvl>
+    <w:lvl w:ilvl="7" w:tplc="04090003" w:tentative="1">
+      <w:start w:val="1"/>
+      <w:numFmt w:val="bullet"/>
+      <w:lvlText w:val="o"/>
+      <w:lvlJc w:val="left"/>
+      <w:pPr>
+        <w:ind w:left="5670" w:hanging="360"/>
+      </w:pPr>
+      <w:rPr>
+        <w:rFonts w:ascii="Courier New" w:hAnsi="Courier New" w:cs="Courier New" w:hint="default"/>
+      </w:rPr>
+    </w:lvl>
+    <w:lvl w:ilvl="8" w:tplc="04090005" w:tentative="1">
+      <w:start w:val="1"/>
+      <w:numFmt w:val="bullet"/>
+      <w:lvlText w:val=""/>
+      <w:lvlJc w:val="left"/>
+      <w:pPr>
+        <w:ind w:left="6390" w:hanging="360"/>
+      </w:pPr>
+      <w:rPr>
+        <w:rFonts w:ascii="Wingdings" w:hAnsi="Wingdings" w:hint="default"/>
+      </w:rPr>
+    </w:lvl>
+  </w:abstractNum>
+  <w:abstractNum w:abstractNumId="13" w15:restartNumberingAfterBreak="0">
     <w:nsid w:val="3E1C76AD"/>
     <w:multiLevelType w:val="singleLevel"/>
     <w:tmpl w:val="2C88E44E"/>
@@ -5463,7 +5797,93 @@
       </w:pPr>
     </w:lvl>
   </w:abstractNum>
-  <w:abstractNum w:abstractNumId="11" w15:restartNumberingAfterBreak="0">
+  <w:abstractNum w:abstractNumId="14" w15:restartNumberingAfterBreak="0">
+    <w:nsid w:val="565E0BDB"/>
+    <w:multiLevelType w:val="hybridMultilevel"/>
+    <w:tmpl w:val="12E05A9E"/>
+    <w:lvl w:ilvl="0" w:tplc="04090017">
+      <w:start w:val="1"/>
+      <w:numFmt w:val="lowerLetter"/>
+      <w:lvlText w:val="%1)"/>
+      <w:lvlJc w:val="left"/>
+      <w:pPr>
+        <w:ind w:left="630" w:hanging="360"/>
+      </w:pPr>
+    </w:lvl>
+    <w:lvl w:ilvl="1" w:tplc="04090019" w:tentative="1">
+      <w:start w:val="1"/>
+      <w:numFmt w:val="lowerLetter"/>
+      <w:lvlText w:val="%2."/>
+      <w:lvlJc w:val="left"/>
+      <w:pPr>
+        <w:ind w:left="1350" w:hanging="360"/>
+      </w:pPr>
+    </w:lvl>
+    <w:lvl w:ilvl="2" w:tplc="0409001B" w:tentative="1">
+      <w:start w:val="1"/>
+      <w:numFmt w:val="lowerRoman"/>
+      <w:lvlText w:val="%3."/>
+      <w:lvlJc w:val="right"/>
+      <w:pPr>
+        <w:ind w:left="2070" w:hanging="180"/>
+      </w:pPr>
+    </w:lvl>
+    <w:lvl w:ilvl="3" w:tplc="0409000F" w:tentative="1">
+      <w:start w:val="1"/>
+      <w:numFmt w:val="decimal"/>
+      <w:lvlText w:val="%4."/>
+      <w:lvlJc w:val="left"/>
+      <w:pPr>
+        <w:ind w:left="2790" w:hanging="360"/>
+      </w:pPr>
+    </w:lvl>
+    <w:lvl w:ilvl="4" w:tplc="04090019" w:tentative="1">
+      <w:start w:val="1"/>
+      <w:numFmt w:val="lowerLetter"/>
+      <w:lvlText w:val="%5."/>
+      <w:lvlJc w:val="left"/>
+      <w:pPr>
+        <w:ind w:left="3510" w:hanging="360"/>
+      </w:pPr>
+    </w:lvl>
+    <w:lvl w:ilvl="5" w:tplc="0409001B" w:tentative="1">
+      <w:start w:val="1"/>
+      <w:numFmt w:val="lowerRoman"/>
+      <w:lvlText w:val="%6."/>
+      <w:lvlJc w:val="right"/>
+      <w:pPr>
+        <w:ind w:left="4230" w:hanging="180"/>
+      </w:pPr>
+    </w:lvl>
+    <w:lvl w:ilvl="6" w:tplc="0409000F" w:tentative="1">
+      <w:start w:val="1"/>
+      <w:numFmt w:val="decimal"/>
+      <w:lvlText w:val="%7."/>
+      <w:lvlJc w:val="left"/>
+      <w:pPr>
+        <w:ind w:left="4950" w:hanging="360"/>
+      </w:pPr>
+    </w:lvl>
+    <w:lvl w:ilvl="7" w:tplc="04090019" w:tentative="1">
+      <w:start w:val="1"/>
+      <w:numFmt w:val="lowerLetter"/>
+      <w:lvlText w:val="%8."/>
+      <w:lvlJc w:val="left"/>
+      <w:pPr>
+        <w:ind w:left="5670" w:hanging="360"/>
+      </w:pPr>
+    </w:lvl>
+    <w:lvl w:ilvl="8" w:tplc="0409001B" w:tentative="1">
+      <w:start w:val="1"/>
+      <w:numFmt w:val="lowerRoman"/>
+      <w:lvlText w:val="%9."/>
+      <w:lvlJc w:val="right"/>
+      <w:pPr>
+        <w:ind w:left="6390" w:hanging="180"/>
+      </w:pPr>
+    </w:lvl>
+  </w:abstractNum>
+  <w:abstractNum w:abstractNumId="15" w15:restartNumberingAfterBreak="0">
     <w:nsid w:val="5D640E0D"/>
     <w:multiLevelType w:val="singleLevel"/>
     <w:tmpl w:val="93A22BFC"/>
@@ -5484,7 +5904,93 @@
       </w:rPr>
     </w:lvl>
   </w:abstractNum>
-  <w:abstractNum w:abstractNumId="12" w15:restartNumberingAfterBreak="0">
+  <w:abstractNum w:abstractNumId="16" w15:restartNumberingAfterBreak="0">
+    <w:nsid w:val="69B753DD"/>
+    <w:multiLevelType w:val="hybridMultilevel"/>
+    <w:tmpl w:val="096601E8"/>
+    <w:lvl w:ilvl="0" w:tplc="04090017">
+      <w:start w:val="1"/>
+      <w:numFmt w:val="lowerLetter"/>
+      <w:lvlText w:val="%1)"/>
+      <w:lvlJc w:val="left"/>
+      <w:pPr>
+        <w:ind w:left="630" w:hanging="360"/>
+      </w:pPr>
+    </w:lvl>
+    <w:lvl w:ilvl="1" w:tplc="04090019" w:tentative="1">
+      <w:start w:val="1"/>
+      <w:numFmt w:val="lowerLetter"/>
+      <w:lvlText w:val="%2."/>
+      <w:lvlJc w:val="left"/>
+      <w:pPr>
+        <w:ind w:left="1350" w:hanging="360"/>
+      </w:pPr>
+    </w:lvl>
+    <w:lvl w:ilvl="2" w:tplc="0409001B" w:tentative="1">
+      <w:start w:val="1"/>
+      <w:numFmt w:val="lowerRoman"/>
+      <w:lvlText w:val="%3."/>
+      <w:lvlJc w:val="right"/>
+      <w:pPr>
+        <w:ind w:left="2070" w:hanging="180"/>
+      </w:pPr>
+    </w:lvl>
+    <w:lvl w:ilvl="3" w:tplc="0409000F" w:tentative="1">
+      <w:start w:val="1"/>
+      <w:numFmt w:val="decimal"/>
+      <w:lvlText w:val="%4."/>
+      <w:lvlJc w:val="left"/>
+      <w:pPr>
+        <w:ind w:left="2790" w:hanging="360"/>
+      </w:pPr>
+    </w:lvl>
+    <w:lvl w:ilvl="4" w:tplc="04090019" w:tentative="1">
+      <w:start w:val="1"/>
+      <w:numFmt w:val="lowerLetter"/>
+      <w:lvlText w:val="%5."/>
+      <w:lvlJc w:val="left"/>
+      <w:pPr>
+        <w:ind w:left="3510" w:hanging="360"/>
+      </w:pPr>
+    </w:lvl>
+    <w:lvl w:ilvl="5" w:tplc="0409001B" w:tentative="1">
+      <w:start w:val="1"/>
+      <w:numFmt w:val="lowerRoman"/>
+      <w:lvlText w:val="%6."/>
+      <w:lvlJc w:val="right"/>
+      <w:pPr>
+        <w:ind w:left="4230" w:hanging="180"/>
+      </w:pPr>
+    </w:lvl>
+    <w:lvl w:ilvl="6" w:tplc="0409000F" w:tentative="1">
+      <w:start w:val="1"/>
+      <w:numFmt w:val="decimal"/>
+      <w:lvlText w:val="%7."/>
+      <w:lvlJc w:val="left"/>
+      <w:pPr>
+        <w:ind w:left="4950" w:hanging="360"/>
+      </w:pPr>
+    </w:lvl>
+    <w:lvl w:ilvl="7" w:tplc="04090019" w:tentative="1">
+      <w:start w:val="1"/>
+      <w:numFmt w:val="lowerLetter"/>
+      <w:lvlText w:val="%8."/>
+      <w:lvlJc w:val="left"/>
+      <w:pPr>
+        <w:ind w:left="5670" w:hanging="360"/>
+      </w:pPr>
+    </w:lvl>
+    <w:lvl w:ilvl="8" w:tplc="0409001B" w:tentative="1">
+      <w:start w:val="1"/>
+      <w:numFmt w:val="lowerRoman"/>
+      <w:lvlText w:val="%9."/>
+      <w:lvlJc w:val="right"/>
+      <w:pPr>
+        <w:ind w:left="6390" w:hanging="180"/>
+      </w:pPr>
+    </w:lvl>
+  </w:abstractNum>
+  <w:abstractNum w:abstractNumId="17" w15:restartNumberingAfterBreak="0">
     <w:nsid w:val="70540C65"/>
     <w:multiLevelType w:val="singleLevel"/>
     <w:tmpl w:val="3F9235DE"/>
@@ -5504,7 +6010,22 @@
     </w:lvl>
   </w:abstractNum>
   <w:num w:numId="1" w16cid:durableId="864446707">
+    <w:abstractNumId w:val="17"/>
+  </w:num>
+  <w:num w:numId="2" w16cid:durableId="371078926">
+    <w:abstractNumId w:val="14"/>
+  </w:num>
+  <w:num w:numId="3" w16cid:durableId="1859586771">
+    <w:abstractNumId w:val="16"/>
+  </w:num>
+  <w:num w:numId="4" w16cid:durableId="697586313">
+    <w:abstractNumId w:val="9"/>
+  </w:num>
+  <w:num w:numId="5" w16cid:durableId="1339310488">
     <w:abstractNumId w:val="12"/>
+  </w:num>
+  <w:num w:numId="6" w16cid:durableId="500969425">
+    <w:abstractNumId w:val="10"/>
   </w:num>
 </w:numbering>
 </file>
